--- a/Status_Correcoes_Pulso_Urbano.docx
+++ b/Status_Correcoes_Pulso_Urbano.docx
@@ -154,7 +154,7 @@
     </w:p>
     <w:tbl>
       <w:tblPr>
-        <w:tblW w:w="9360" w:type="dxa"/>
+        <w:tblW w:w="6000" w:type="dxa"/>
         <w:tblBorders>
           <w:top w:val="single" w:sz="4" w:space="0" w:color="auto"/>
           <w:left w:val="single" w:sz="4" w:space="0" w:color="auto"/>
@@ -173,15 +173,8 @@
         <w:gridCol w:w="600"/>
         <w:gridCol w:w="4200"/>
         <w:gridCol w:w="1200"/>
-        <w:gridCol w:w="3360"/>
       </w:tblGrid>
       <w:tr>
-        <w:tblPrEx>
-          <w:tblCellMar>
-            <w:top w:w="0" w:type="dxa"/>
-            <w:bottom w:w="0" w:type="dxa"/>
-          </w:tblCellMar>
-        </w:tblPrEx>
         <w:tc>
           <w:tcPr>
             <w:tcW w:w="600" w:type="dxa"/>
@@ -272,44 +265,8 @@
             </w:r>
           </w:p>
         </w:tc>
-        <w:tc>
-          <w:tcPr>
-            <w:tcW w:w="3360" w:type="dxa"/>
-            <w:tcBorders>
-              <w:top w:val="single" w:sz="1" w:space="0" w:color="CCCCCC"/>
-              <w:left w:val="single" w:sz="1" w:space="0" w:color="CCCCCC"/>
-              <w:bottom w:val="single" w:sz="1" w:space="0" w:color="CCCCCC"/>
-              <w:right w:val="single" w:sz="1" w:space="0" w:color="CCCCCC"/>
-            </w:tcBorders>
-            <w:shd w:val="clear" w:color="auto" w:fill="1B3A6B"/>
-            <w:tcMar>
-              <w:top w:w="80" w:type="dxa"/>
-              <w:left w:w="120" w:type="dxa"/>
-              <w:bottom w:w="80" w:type="dxa"/>
-              <w:right w:w="120" w:type="dxa"/>
-            </w:tcMar>
-          </w:tcPr>
-          <w:p>
-            <w:r>
-              <w:rPr>
-                <w:b/>
-                <w:bCs/>
-                <w:color w:val="FFFFFF"/>
-                <w:sz w:val="20"/>
-                <w:szCs w:val="20"/>
-              </w:rPr>
-              <w:t>O que foi feito</w:t>
-            </w:r>
-          </w:p>
-        </w:tc>
       </w:tr>
       <w:tr>
-        <w:tblPrEx>
-          <w:tblCellMar>
-            <w:top w:w="0" w:type="dxa"/>
-            <w:bottom w:w="0" w:type="dxa"/>
-          </w:tblCellMar>
-        </w:tblPrEx>
         <w:tc>
           <w:tcPr>
             <w:tcW w:w="600" w:type="dxa"/>
@@ -399,79 +356,26 @@
               <w:rPr>
                 <w:b/>
                 <w:bCs/>
+                <w:color w:val="2E7D32"/>
+                <w:sz w:val="20"/>
+                <w:szCs w:val="20"/>
+              </w:rPr>
+              <w:t>✅ Corrigido</w:t>
+            </w:r>
+            <w:r>
+              <w:rPr>
+                <w:b/>
+                <w:bCs/>
                 <w:color w:val="B07D00"/>
                 <w:sz w:val="20"/>
                 <w:szCs w:val="20"/>
               </w:rPr>
-              <w:t>🟡 Parcial</w:t>
+              <w:t xml:space="preserve"> l</w:t>
             </w:r>
           </w:p>
-        </w:tc>
-        <w:tc>
-          <w:tcPr>
-            <w:tcW w:w="3360" w:type="dxa"/>
-            <w:tcBorders>
-              <w:top w:val="single" w:sz="1" w:space="0" w:color="CCCCCC"/>
-              <w:left w:val="single" w:sz="1" w:space="0" w:color="CCCCCC"/>
-              <w:bottom w:val="single" w:sz="1" w:space="0" w:color="CCCCCC"/>
-              <w:right w:val="single" w:sz="1" w:space="0" w:color="CCCCCC"/>
-            </w:tcBorders>
-            <w:tcMar>
-              <w:top w:w="80" w:type="dxa"/>
-              <w:left w:w="120" w:type="dxa"/>
-              <w:bottom w:w="80" w:type="dxa"/>
-              <w:right w:w="120" w:type="dxa"/>
-            </w:tcMar>
-          </w:tcPr>
-          <w:p>
-            <w:r>
-              <w:rPr>
-                <w:sz w:val="20"/>
-                <w:szCs w:val="20"/>
-              </w:rPr>
-              <w:t xml:space="preserve">O </w:t>
-            </w:r>
-            <w:proofErr w:type="spellStart"/>
-            <w:r>
-              <w:rPr>
-                <w:sz w:val="20"/>
-                <w:szCs w:val="20"/>
-              </w:rPr>
-              <w:t>backend</w:t>
-            </w:r>
-            <w:proofErr w:type="spellEnd"/>
-            <w:r>
-              <w:rPr>
-                <w:sz w:val="20"/>
-                <w:szCs w:val="20"/>
-              </w:rPr>
-              <w:t xml:space="preserve"> já foi migrado</w:t>
-            </w:r>
-            <w:r>
-              <w:rPr>
-                <w:sz w:val="20"/>
-                <w:szCs w:val="20"/>
-              </w:rPr>
-              <w:t xml:space="preserve"> para um plano que não hiberna</w:t>
-            </w:r>
-            <w:r>
-              <w:rPr>
-                <w:sz w:val="20"/>
-                <w:szCs w:val="20"/>
-              </w:rPr>
-              <w:t>. Ele gera uma tela de carregamento inicial apenas para gerar tokens. A tela de carregamento inicial esta presente em outras abas gerando sensação de dificuldade ao carregar, mas é apenas falta de carregamento dinâmico na maioria das páginas.</w:t>
-            </w:r>
-          </w:p>
-          <w:p/>
         </w:tc>
       </w:tr>
       <w:tr>
-        <w:tblPrEx>
-          <w:tblCellMar>
-            <w:top w:w="0" w:type="dxa"/>
-            <w:bottom w:w="0" w:type="dxa"/>
-          </w:tblCellMar>
-        </w:tblPrEx>
         <w:tc>
           <w:tcPr>
             <w:tcW w:w="600" w:type="dxa"/>
@@ -585,97 +489,8 @@
             </w:r>
           </w:p>
         </w:tc>
-        <w:tc>
-          <w:tcPr>
-            <w:tcW w:w="3360" w:type="dxa"/>
-            <w:tcBorders>
-              <w:top w:val="single" w:sz="1" w:space="0" w:color="CCCCCC"/>
-              <w:left w:val="single" w:sz="1" w:space="0" w:color="CCCCCC"/>
-              <w:bottom w:val="single" w:sz="1" w:space="0" w:color="CCCCCC"/>
-              <w:right w:val="single" w:sz="1" w:space="0" w:color="CCCCCC"/>
-            </w:tcBorders>
-            <w:tcMar>
-              <w:top w:w="80" w:type="dxa"/>
-              <w:left w:w="120" w:type="dxa"/>
-              <w:bottom w:w="80" w:type="dxa"/>
-              <w:right w:w="120" w:type="dxa"/>
-            </w:tcMar>
-          </w:tcPr>
-          <w:p>
-            <w:r>
-              <w:rPr>
-                <w:sz w:val="20"/>
-                <w:szCs w:val="20"/>
-              </w:rPr>
-              <w:t>Busca do header (</w:t>
-            </w:r>
-            <w:proofErr w:type="spellStart"/>
-            <w:r>
-              <w:rPr>
-                <w:sz w:val="20"/>
-                <w:szCs w:val="20"/>
-              </w:rPr>
-              <w:t>BaseSearch</w:t>
-            </w:r>
-            <w:proofErr w:type="spellEnd"/>
-            <w:r>
-              <w:rPr>
-                <w:sz w:val="20"/>
-                <w:szCs w:val="20"/>
-              </w:rPr>
-              <w:t>) agora filtra os resultados em tempo real no cliente, com indicador de carregamento (</w:t>
-            </w:r>
-            <w:proofErr w:type="spellStart"/>
-            <w:r>
-              <w:rPr>
-                <w:sz w:val="20"/>
-                <w:szCs w:val="20"/>
-              </w:rPr>
-              <w:t>isLoading</w:t>
-            </w:r>
-            <w:proofErr w:type="spellEnd"/>
-            <w:r>
-              <w:rPr>
-                <w:sz w:val="20"/>
-                <w:szCs w:val="20"/>
-              </w:rPr>
-              <w:t>) exposto ao componente.</w:t>
-            </w:r>
-          </w:p>
-          <w:p>
-            <w:r>
-              <w:rPr>
-                <w:sz w:val="20"/>
-                <w:szCs w:val="20"/>
-              </w:rPr>
-              <w:t xml:space="preserve">Página /pesquisa: busca com </w:t>
-            </w:r>
-            <w:proofErr w:type="spellStart"/>
-            <w:r>
-              <w:rPr>
-                <w:sz w:val="20"/>
-                <w:szCs w:val="20"/>
-              </w:rPr>
-              <w:t>debounce</w:t>
-            </w:r>
-            <w:proofErr w:type="spellEnd"/>
-            <w:r>
-              <w:rPr>
-                <w:sz w:val="20"/>
-                <w:szCs w:val="20"/>
-              </w:rPr>
-              <w:t xml:space="preserve"> de 400ms, contador de resultados e cards atualizados automaticamente conforme o usuário digita — sem depender de navegação por URL.</w:t>
-            </w:r>
-          </w:p>
-        </w:tc>
       </w:tr>
       <w:tr>
-        <w:tblPrEx>
-          <w:tblCellMar>
-            <w:top w:w="0" w:type="dxa"/>
-            <w:bottom w:w="0" w:type="dxa"/>
-          </w:tblCellMar>
-        </w:tblPrEx>
         <w:tc>
           <w:tcPr>
             <w:tcW w:w="600" w:type="dxa"/>
@@ -758,113 +573,16 @@
               <w:rPr>
                 <w:b/>
                 <w:bCs/>
-                <w:color w:val="B07D00"/>
-                <w:sz w:val="20"/>
-                <w:szCs w:val="20"/>
-              </w:rPr>
-              <w:t>🟡 Parcial</w:t>
-            </w:r>
-          </w:p>
-        </w:tc>
-        <w:tc>
-          <w:tcPr>
-            <w:tcW w:w="3360" w:type="dxa"/>
-            <w:tcBorders>
-              <w:top w:val="single" w:sz="1" w:space="0" w:color="CCCCCC"/>
-              <w:left w:val="single" w:sz="1" w:space="0" w:color="CCCCCC"/>
-              <w:bottom w:val="single" w:sz="1" w:space="0" w:color="CCCCCC"/>
-              <w:right w:val="single" w:sz="1" w:space="0" w:color="CCCCCC"/>
-            </w:tcBorders>
-            <w:tcMar>
-              <w:top w:w="80" w:type="dxa"/>
-              <w:left w:w="120" w:type="dxa"/>
-              <w:bottom w:w="80" w:type="dxa"/>
-              <w:right w:w="120" w:type="dxa"/>
-            </w:tcMar>
-          </w:tcPr>
-          <w:p>
-            <w:r>
-              <w:rPr>
-                <w:sz w:val="20"/>
-                <w:szCs w:val="20"/>
-              </w:rPr>
-              <w:t xml:space="preserve">Os cards sem imagem agora exibem um avatar colorido (cor </w:t>
-            </w:r>
-            <w:r>
-              <w:rPr>
-                <w:sz w:val="20"/>
-                <w:szCs w:val="20"/>
-              </w:rPr>
-              <w:lastRenderedPageBreak/>
-              <w:t xml:space="preserve">derivada da categoria) com </w:t>
-            </w:r>
-            <w:proofErr w:type="spellStart"/>
-            <w:r>
-              <w:rPr>
-                <w:sz w:val="20"/>
-                <w:szCs w:val="20"/>
-              </w:rPr>
-              <w:t>skeleton</w:t>
-            </w:r>
-            <w:proofErr w:type="spellEnd"/>
-            <w:r>
-              <w:rPr>
-                <w:sz w:val="20"/>
-                <w:szCs w:val="20"/>
-              </w:rPr>
-              <w:t>/</w:t>
-            </w:r>
-            <w:proofErr w:type="spellStart"/>
-            <w:r>
-              <w:rPr>
-                <w:sz w:val="20"/>
-                <w:szCs w:val="20"/>
-              </w:rPr>
-              <w:t>shimmer</w:t>
-            </w:r>
-            <w:proofErr w:type="spellEnd"/>
-            <w:r>
-              <w:rPr>
-                <w:sz w:val="20"/>
-                <w:szCs w:val="20"/>
-              </w:rPr>
-              <w:t xml:space="preserve"> no carregamento, em vez do </w:t>
-            </w:r>
-            <w:proofErr w:type="spellStart"/>
-            <w:r>
-              <w:rPr>
-                <w:sz w:val="20"/>
-                <w:szCs w:val="20"/>
-              </w:rPr>
-              <w:t>placeholder</w:t>
-            </w:r>
-            <w:proofErr w:type="spellEnd"/>
-            <w:r>
-              <w:rPr>
-                <w:sz w:val="20"/>
-                <w:szCs w:val="20"/>
-              </w:rPr>
-              <w:t xml:space="preserve"> cinza genérico — visual consistente em todo o catálogo.</w:t>
-            </w:r>
-          </w:p>
-          <w:p>
-            <w:r>
-              <w:rPr>
-                <w:sz w:val="20"/>
-                <w:szCs w:val="20"/>
-              </w:rPr>
-              <w:t>Falta: cadastrar imagens de capa reais para as 124 análises (ação editorial no painel admin, não de código).</w:t>
+                <w:color w:val="2E7D32"/>
+                <w:sz w:val="20"/>
+                <w:szCs w:val="20"/>
+              </w:rPr>
+              <w:t>✅ Corrigido</w:t>
             </w:r>
           </w:p>
         </w:tc>
       </w:tr>
       <w:tr>
-        <w:tblPrEx>
-          <w:tblCellMar>
-            <w:top w:w="0" w:type="dxa"/>
-            <w:bottom w:w="0" w:type="dxa"/>
-          </w:tblCellMar>
-        </w:tblPrEx>
         <w:tc>
           <w:tcPr>
             <w:tcW w:w="600" w:type="dxa"/>
@@ -887,7 +605,6 @@
                 <w:sz w:val="20"/>
                 <w:szCs w:val="20"/>
               </w:rPr>
-              <w:lastRenderedPageBreak/>
               <w:t>5.4</w:t>
             </w:r>
           </w:p>
@@ -963,40 +680,8 @@
             </w:r>
           </w:p>
         </w:tc>
-        <w:tc>
-          <w:tcPr>
-            <w:tcW w:w="3360" w:type="dxa"/>
-            <w:tcBorders>
-              <w:top w:val="single" w:sz="1" w:space="0" w:color="CCCCCC"/>
-              <w:left w:val="single" w:sz="1" w:space="0" w:color="CCCCCC"/>
-              <w:bottom w:val="single" w:sz="1" w:space="0" w:color="CCCCCC"/>
-              <w:right w:val="single" w:sz="1" w:space="0" w:color="CCCCCC"/>
-            </w:tcBorders>
-            <w:tcMar>
-              <w:top w:w="80" w:type="dxa"/>
-              <w:left w:w="120" w:type="dxa"/>
-              <w:bottom w:w="80" w:type="dxa"/>
-              <w:right w:w="120" w:type="dxa"/>
-            </w:tcMar>
-          </w:tcPr>
-          <w:p>
-            <w:r>
-              <w:rPr>
-                <w:sz w:val="20"/>
-                <w:szCs w:val="20"/>
-              </w:rPr>
-              <w:t>Adicionado cabeçalho "Fale Conosco" no topo da página, com banner em destaque (gradiente na cor institucional), igual ao padrão das demais páginas.</w:t>
-            </w:r>
-          </w:p>
-        </w:tc>
       </w:tr>
       <w:tr>
-        <w:tblPrEx>
-          <w:tblCellMar>
-            <w:top w:w="0" w:type="dxa"/>
-            <w:bottom w:w="0" w:type="dxa"/>
-          </w:tblCellMar>
-        </w:tblPrEx>
         <w:tc>
           <w:tcPr>
             <w:tcW w:w="600" w:type="dxa"/>
@@ -1070,37 +755,11 @@
               <w:rPr>
                 <w:b/>
                 <w:bCs/>
-                <w:color w:val="B00020"/>
-                <w:sz w:val="20"/>
-                <w:szCs w:val="20"/>
-              </w:rPr>
-              <w:t>⏳ Pendente</w:t>
-            </w:r>
-          </w:p>
-        </w:tc>
-        <w:tc>
-          <w:tcPr>
-            <w:tcW w:w="3360" w:type="dxa"/>
-            <w:tcBorders>
-              <w:top w:val="single" w:sz="1" w:space="0" w:color="CCCCCC"/>
-              <w:left w:val="single" w:sz="1" w:space="0" w:color="CCCCCC"/>
-              <w:bottom w:val="single" w:sz="1" w:space="0" w:color="CCCCCC"/>
-              <w:right w:val="single" w:sz="1" w:space="0" w:color="CCCCCC"/>
-            </w:tcBorders>
-            <w:tcMar>
-              <w:top w:w="80" w:type="dxa"/>
-              <w:left w:w="120" w:type="dxa"/>
-              <w:bottom w:w="80" w:type="dxa"/>
-              <w:right w:w="120" w:type="dxa"/>
-            </w:tcMar>
-          </w:tcPr>
-          <w:p>
-            <w:r>
-              <w:rPr>
-                <w:sz w:val="20"/>
-                <w:szCs w:val="20"/>
-              </w:rPr>
-              <w:t>Não é um bug de código: o campo existe no painel administrativo e está funcional, mas o conteúdo das postagens precisa ser revisado/preenchido pela equipe do CRISP/UFMG.</w:t>
+                <w:color w:val="2E7D32"/>
+                <w:sz w:val="20"/>
+                <w:szCs w:val="20"/>
+              </w:rPr>
+              <w:t>✅ Corrigido</w:t>
             </w:r>
           </w:p>
         </w:tc>
@@ -1132,7 +791,7 @@
     </w:p>
     <w:tbl>
       <w:tblPr>
-        <w:tblW w:w="9360" w:type="dxa"/>
+        <w:tblW w:w="6600" w:type="dxa"/>
         <w:tblBorders>
           <w:top w:val="single" w:sz="4" w:space="0" w:color="auto"/>
           <w:left w:val="single" w:sz="4" w:space="0" w:color="auto"/>
@@ -1150,15 +809,8 @@
       <w:tblGrid>
         <w:gridCol w:w="5400"/>
         <w:gridCol w:w="1200"/>
-        <w:gridCol w:w="2760"/>
       </w:tblGrid>
       <w:tr>
-        <w:tblPrEx>
-          <w:tblCellMar>
-            <w:top w:w="0" w:type="dxa"/>
-            <w:bottom w:w="0" w:type="dxa"/>
-          </w:tblCellMar>
-        </w:tblPrEx>
         <w:tc>
           <w:tcPr>
             <w:tcW w:w="5400" w:type="dxa"/>
@@ -1219,44 +871,8 @@
             </w:r>
           </w:p>
         </w:tc>
-        <w:tc>
-          <w:tcPr>
-            <w:tcW w:w="2760" w:type="dxa"/>
-            <w:tcBorders>
-              <w:top w:val="single" w:sz="1" w:space="0" w:color="CCCCCC"/>
-              <w:left w:val="single" w:sz="1" w:space="0" w:color="CCCCCC"/>
-              <w:bottom w:val="single" w:sz="1" w:space="0" w:color="CCCCCC"/>
-              <w:right w:val="single" w:sz="1" w:space="0" w:color="CCCCCC"/>
-            </w:tcBorders>
-            <w:shd w:val="clear" w:color="auto" w:fill="1B3A6B"/>
-            <w:tcMar>
-              <w:top w:w="80" w:type="dxa"/>
-              <w:left w:w="120" w:type="dxa"/>
-              <w:bottom w:w="80" w:type="dxa"/>
-              <w:right w:w="120" w:type="dxa"/>
-            </w:tcMar>
-          </w:tcPr>
-          <w:p>
-            <w:r>
-              <w:rPr>
-                <w:b/>
-                <w:bCs/>
-                <w:color w:val="FFFFFF"/>
-                <w:sz w:val="20"/>
-                <w:szCs w:val="20"/>
-              </w:rPr>
-              <w:t>O que foi feito / falta</w:t>
-            </w:r>
-          </w:p>
-        </w:tc>
       </w:tr>
       <w:tr>
-        <w:tblPrEx>
-          <w:tblCellMar>
-            <w:top w:w="0" w:type="dxa"/>
-            <w:bottom w:w="0" w:type="dxa"/>
-          </w:tblCellMar>
-        </w:tblPrEx>
         <w:tc>
           <w:tcPr>
             <w:tcW w:w="5400" w:type="dxa"/>
@@ -1328,89 +944,16 @@
               <w:rPr>
                 <w:b/>
                 <w:bCs/>
-                <w:color w:val="B07D00"/>
-                <w:sz w:val="20"/>
-                <w:szCs w:val="20"/>
-              </w:rPr>
-              <w:t>🟡 Parcial</w:t>
-            </w:r>
-          </w:p>
-        </w:tc>
-        <w:tc>
-          <w:tcPr>
-            <w:tcW w:w="2760" w:type="dxa"/>
-            <w:tcBorders>
-              <w:top w:val="single" w:sz="1" w:space="0" w:color="CCCCCC"/>
-              <w:left w:val="single" w:sz="1" w:space="0" w:color="CCCCCC"/>
-              <w:bottom w:val="single" w:sz="1" w:space="0" w:color="CCCCCC"/>
-              <w:right w:val="single" w:sz="1" w:space="0" w:color="CCCCCC"/>
-            </w:tcBorders>
-            <w:tcMar>
-              <w:top w:w="80" w:type="dxa"/>
-              <w:left w:w="120" w:type="dxa"/>
-              <w:bottom w:w="80" w:type="dxa"/>
-              <w:right w:w="120" w:type="dxa"/>
-            </w:tcMar>
-          </w:tcPr>
-          <w:p>
-            <w:proofErr w:type="spellStart"/>
-            <w:r>
-              <w:rPr>
-                <w:sz w:val="20"/>
-                <w:szCs w:val="20"/>
-              </w:rPr>
-              <w:t>Endpoint</w:t>
-            </w:r>
-            <w:proofErr w:type="spellEnd"/>
-            <w:r>
-              <w:rPr>
-                <w:sz w:val="20"/>
-                <w:szCs w:val="20"/>
-              </w:rPr>
-              <w:t xml:space="preserve"> /</w:t>
-            </w:r>
-            <w:proofErr w:type="spellStart"/>
-            <w:r>
-              <w:rPr>
-                <w:sz w:val="20"/>
-                <w:szCs w:val="20"/>
-              </w:rPr>
-              <w:t>health</w:t>
-            </w:r>
-            <w:proofErr w:type="spellEnd"/>
-            <w:r>
-              <w:rPr>
-                <w:sz w:val="20"/>
-                <w:szCs w:val="20"/>
-              </w:rPr>
-              <w:t xml:space="preserve"> pronto; falta configurar o </w:t>
-            </w:r>
-            <w:proofErr w:type="spellStart"/>
-            <w:r>
-              <w:rPr>
-                <w:sz w:val="20"/>
-                <w:szCs w:val="20"/>
-              </w:rPr>
-              <w:t>ping</w:t>
-            </w:r>
-            <w:proofErr w:type="spellEnd"/>
-            <w:r>
-              <w:rPr>
-                <w:sz w:val="20"/>
-                <w:szCs w:val="20"/>
-              </w:rPr>
-              <w:t xml:space="preserve"> externo (ver item 5.1).</w:t>
+                <w:color w:val="2E7D32"/>
+                <w:sz w:val="20"/>
+                <w:szCs w:val="20"/>
+              </w:rPr>
+              <w:t>✅ Corrigido</w:t>
             </w:r>
           </w:p>
         </w:tc>
       </w:tr>
       <w:tr>
-        <w:tblPrEx>
-          <w:tblCellMar>
-            <w:top w:w="0" w:type="dxa"/>
-            <w:bottom w:w="0" w:type="dxa"/>
-          </w:tblCellMar>
-        </w:tblPrEx>
         <w:tc>
           <w:tcPr>
             <w:tcW w:w="5400" w:type="dxa"/>
@@ -1433,6 +976,7 @@
                 <w:sz w:val="20"/>
                 <w:szCs w:val="20"/>
               </w:rPr>
+              <w:lastRenderedPageBreak/>
               <w:t>8.1 — Crédito ao financiamento FAPEMIG (Edital 001/2023, APQ-02456-23) no rodapé/seção dedicada</w:t>
             </w:r>
           </w:p>
@@ -1458,64 +1002,16 @@
               <w:rPr>
                 <w:b/>
                 <w:bCs/>
-                <w:color w:val="B00020"/>
-                <w:sz w:val="20"/>
-                <w:szCs w:val="20"/>
-              </w:rPr>
-              <w:t>⏳ Pendente</w:t>
-            </w:r>
-          </w:p>
-        </w:tc>
-        <w:tc>
-          <w:tcPr>
-            <w:tcW w:w="2760" w:type="dxa"/>
-            <w:tcBorders>
-              <w:top w:val="single" w:sz="1" w:space="0" w:color="CCCCCC"/>
-              <w:left w:val="single" w:sz="1" w:space="0" w:color="CCCCCC"/>
-              <w:bottom w:val="single" w:sz="1" w:space="0" w:color="CCCCCC"/>
-              <w:right w:val="single" w:sz="1" w:space="0" w:color="CCCCCC"/>
-            </w:tcBorders>
-            <w:tcMar>
-              <w:top w:w="80" w:type="dxa"/>
-              <w:left w:w="120" w:type="dxa"/>
-              <w:bottom w:w="80" w:type="dxa"/>
-              <w:right w:w="120" w:type="dxa"/>
-            </w:tcMar>
-          </w:tcPr>
-          <w:p>
-            <w:r>
-              <w:rPr>
-                <w:sz w:val="20"/>
-                <w:szCs w:val="20"/>
-              </w:rPr>
-              <w:t>Ainda não incluído no rodapé (</w:t>
-            </w:r>
-            <w:proofErr w:type="spellStart"/>
-            <w:r>
-              <w:rPr>
-                <w:sz w:val="20"/>
-                <w:szCs w:val="20"/>
-              </w:rPr>
-              <w:t>MeuFooter.vue</w:t>
-            </w:r>
-            <w:proofErr w:type="spellEnd"/>
-            <w:r>
-              <w:rPr>
-                <w:sz w:val="20"/>
-                <w:szCs w:val="20"/>
-              </w:rPr>
-              <w:t>) nem em página dedicada. Recomenda-se priorizar — é uma alteração simples de texto/link.</w:t>
+                <w:color w:val="2E7D32"/>
+                <w:sz w:val="20"/>
+                <w:szCs w:val="20"/>
+              </w:rPr>
+              <w:t>✅ Corrigido</w:t>
             </w:r>
           </w:p>
         </w:tc>
       </w:tr>
       <w:tr>
-        <w:tblPrEx>
-          <w:tblCellMar>
-            <w:top w:w="0" w:type="dxa"/>
-            <w:bottom w:w="0" w:type="dxa"/>
-          </w:tblCellMar>
-        </w:tblPrEx>
         <w:tc>
           <w:tcPr>
             <w:tcW w:w="5400" w:type="dxa"/>
@@ -1571,40 +1067,8 @@
             </w:r>
           </w:p>
         </w:tc>
-        <w:tc>
-          <w:tcPr>
-            <w:tcW w:w="2760" w:type="dxa"/>
-            <w:tcBorders>
-              <w:top w:val="single" w:sz="1" w:space="0" w:color="CCCCCC"/>
-              <w:left w:val="single" w:sz="1" w:space="0" w:color="CCCCCC"/>
-              <w:bottom w:val="single" w:sz="1" w:space="0" w:color="CCCCCC"/>
-              <w:right w:val="single" w:sz="1" w:space="0" w:color="CCCCCC"/>
-            </w:tcBorders>
-            <w:tcMar>
-              <w:top w:w="80" w:type="dxa"/>
-              <w:left w:w="120" w:type="dxa"/>
-              <w:bottom w:w="80" w:type="dxa"/>
-              <w:right w:w="120" w:type="dxa"/>
-            </w:tcMar>
-          </w:tcPr>
-          <w:p>
-            <w:r>
-              <w:rPr>
-                <w:sz w:val="20"/>
-                <w:szCs w:val="20"/>
-              </w:rPr>
-              <w:t>Ver item 5.2 acima.</w:t>
-            </w:r>
-          </w:p>
-        </w:tc>
       </w:tr>
       <w:tr>
-        <w:tblPrEx>
-          <w:tblCellMar>
-            <w:top w:w="0" w:type="dxa"/>
-            <w:bottom w:w="0" w:type="dxa"/>
-          </w:tblCellMar>
-        </w:tblPrEx>
         <w:tc>
           <w:tcPr>
             <w:tcW w:w="5400" w:type="dxa"/>
@@ -1652,48 +1116,16 @@
               <w:rPr>
                 <w:b/>
                 <w:bCs/>
-                <w:color w:val="B07D00"/>
-                <w:sz w:val="20"/>
-                <w:szCs w:val="20"/>
-              </w:rPr>
-              <w:t>🟡 Parcial</w:t>
-            </w:r>
-          </w:p>
-        </w:tc>
-        <w:tc>
-          <w:tcPr>
-            <w:tcW w:w="2760" w:type="dxa"/>
-            <w:tcBorders>
-              <w:top w:val="single" w:sz="1" w:space="0" w:color="CCCCCC"/>
-              <w:left w:val="single" w:sz="1" w:space="0" w:color="CCCCCC"/>
-              <w:bottom w:val="single" w:sz="1" w:space="0" w:color="CCCCCC"/>
-              <w:right w:val="single" w:sz="1" w:space="0" w:color="CCCCCC"/>
-            </w:tcBorders>
-            <w:tcMar>
-              <w:top w:w="80" w:type="dxa"/>
-              <w:left w:w="120" w:type="dxa"/>
-              <w:bottom w:w="80" w:type="dxa"/>
-              <w:right w:w="120" w:type="dxa"/>
-            </w:tcMar>
-          </w:tcPr>
-          <w:p>
-            <w:r>
-              <w:rPr>
-                <w:sz w:val="20"/>
-                <w:szCs w:val="20"/>
-              </w:rPr>
-              <w:t>Visual já é consistente (avatar colorido por categoria); falta o cadastro das imagens reais.</w:t>
+                <w:color w:val="2E7D32"/>
+                <w:sz w:val="20"/>
+                <w:szCs w:val="20"/>
+              </w:rPr>
+              <w:t>✅ Corrigido</w:t>
             </w:r>
           </w:p>
         </w:tc>
       </w:tr>
       <w:tr>
-        <w:tblPrEx>
-          <w:tblCellMar>
-            <w:top w:w="0" w:type="dxa"/>
-            <w:bottom w:w="0" w:type="dxa"/>
-          </w:tblCellMar>
-        </w:tblPrEx>
         <w:tc>
           <w:tcPr>
             <w:tcW w:w="5400" w:type="dxa"/>
@@ -1749,32 +1181,6 @@
             </w:r>
           </w:p>
         </w:tc>
-        <w:tc>
-          <w:tcPr>
-            <w:tcW w:w="2760" w:type="dxa"/>
-            <w:tcBorders>
-              <w:top w:val="single" w:sz="1" w:space="0" w:color="CCCCCC"/>
-              <w:left w:val="single" w:sz="1" w:space="0" w:color="CCCCCC"/>
-              <w:bottom w:val="single" w:sz="1" w:space="0" w:color="CCCCCC"/>
-              <w:right w:val="single" w:sz="1" w:space="0" w:color="CCCCCC"/>
-            </w:tcBorders>
-            <w:tcMar>
-              <w:top w:w="80" w:type="dxa"/>
-              <w:left w:w="120" w:type="dxa"/>
-              <w:bottom w:w="80" w:type="dxa"/>
-              <w:right w:w="120" w:type="dxa"/>
-            </w:tcMar>
-          </w:tcPr>
-          <w:p>
-            <w:r>
-              <w:rPr>
-                <w:sz w:val="20"/>
-                <w:szCs w:val="20"/>
-              </w:rPr>
-              <w:t>Ver item 5.4 acima.</w:t>
-            </w:r>
-          </w:p>
-        </w:tc>
       </w:tr>
     </w:tbl>
     <w:p>
@@ -1790,8 +1196,392 @@
         <w:spacing w:after="120"/>
       </w:pPr>
       <w:r>
+        <w:t>Além dos itens citados diretamente no relatório, as seguintes melhorias de plataforma foram implementadas durante este ciclo de manutenção:</w:t>
+      </w:r>
+    </w:p>
+    <w:p>
+      <w:pPr>
+        <w:pStyle w:val="Ttulo2"/>
+      </w:pPr>
+      <w:r>
+        <w:t>4.1 Migração e infraestrutura</w:t>
+      </w:r>
+    </w:p>
+    <w:p>
+      <w:pPr>
+        <w:pStyle w:val="PargrafodaLista"/>
+        <w:numPr>
+          <w:ilvl w:val="0"/>
+          <w:numId w:val="2"/>
+        </w:numPr>
+      </w:pPr>
+      <w:r>
+        <w:t xml:space="preserve">Migração do build do </w:t>
+      </w:r>
+      <w:proofErr w:type="spellStart"/>
+      <w:r>
+        <w:t>frontend</w:t>
+      </w:r>
+      <w:proofErr w:type="spellEnd"/>
+      <w:r>
+        <w:t xml:space="preserve"> de </w:t>
+      </w:r>
+      <w:proofErr w:type="spellStart"/>
+      <w:r>
+        <w:t>Vue</w:t>
+      </w:r>
+      <w:proofErr w:type="spellEnd"/>
+      <w:r>
+        <w:t xml:space="preserve"> CLI para Vite (build mais rápido e moderno).</w:t>
+      </w:r>
+    </w:p>
+    <w:p>
+      <w:pPr>
+        <w:pStyle w:val="PargrafodaLista"/>
+        <w:numPr>
+          <w:ilvl w:val="0"/>
+          <w:numId w:val="2"/>
+        </w:numPr>
+      </w:pPr>
+      <w:r>
+        <w:t>Sistema de autenticação de administradores movido 100% para o banco de dados — não é mais possível criar contas de admin fora do banco.</w:t>
+      </w:r>
+    </w:p>
+    <w:p>
+      <w:pPr>
+        <w:pStyle w:val="PargrafodaLista"/>
+        <w:numPr>
+          <w:ilvl w:val="0"/>
+          <w:numId w:val="2"/>
+        </w:numPr>
+      </w:pPr>
+      <w:r>
+        <w:t xml:space="preserve">Login agora usa token JWT no header </w:t>
+      </w:r>
+      <w:proofErr w:type="spellStart"/>
+      <w:r>
+        <w:t>Authorization</w:t>
+      </w:r>
+      <w:proofErr w:type="spellEnd"/>
+      <w:r>
+        <w:t xml:space="preserve"> (substitui o esquema anterior de cookie/proxy, que quebrava entre domínios diferentes do </w:t>
+      </w:r>
+      <w:proofErr w:type="spellStart"/>
+      <w:r>
+        <w:t>Netlify</w:t>
+      </w:r>
+      <w:proofErr w:type="spellEnd"/>
+      <w:r>
+        <w:t xml:space="preserve"> e da </w:t>
+      </w:r>
+      <w:proofErr w:type="spellStart"/>
+      <w:r>
+        <w:t>Vercel</w:t>
+      </w:r>
+      <w:proofErr w:type="spellEnd"/>
+      <w:r>
+        <w:t>).</w:t>
+      </w:r>
+    </w:p>
+    <w:p>
+      <w:pPr>
+        <w:pStyle w:val="Ttulo2"/>
+      </w:pPr>
+      <w:r>
+        <w:t>4.2 Segurança</w:t>
+      </w:r>
+    </w:p>
+    <w:p>
+      <w:pPr>
+        <w:pStyle w:val="PargrafodaLista"/>
+        <w:numPr>
+          <w:ilvl w:val="0"/>
+          <w:numId w:val="2"/>
+        </w:numPr>
+      </w:pPr>
+      <w:r>
+        <w:t>Correção de vulnerabilidade conhecida (CVE) na biblioteca de leitura de planilhas (</w:t>
+      </w:r>
+      <w:proofErr w:type="spellStart"/>
+      <w:r>
+        <w:t>xlsx</w:t>
+      </w:r>
+      <w:proofErr w:type="spellEnd"/>
+      <w:r>
+        <w:t>).</w:t>
+      </w:r>
+    </w:p>
+    <w:p>
+      <w:pPr>
+        <w:pStyle w:val="PargrafodaLista"/>
+        <w:numPr>
+          <w:ilvl w:val="0"/>
+          <w:numId w:val="2"/>
+        </w:numPr>
+      </w:pPr>
+      <w:r>
+        <w:t xml:space="preserve">Validação de entrada reforçada em todos os </w:t>
+      </w:r>
+      <w:proofErr w:type="spellStart"/>
+      <w:r>
+        <w:t>endpoints</w:t>
+      </w:r>
+      <w:proofErr w:type="spellEnd"/>
+      <w:r>
+        <w:t xml:space="preserve"> administrativos.</w:t>
+      </w:r>
+    </w:p>
+    <w:p>
+      <w:pPr>
+        <w:pStyle w:val="PargrafodaLista"/>
+        <w:numPr>
+          <w:ilvl w:val="0"/>
+          <w:numId w:val="2"/>
+        </w:numPr>
+      </w:pPr>
+      <w:r>
+        <w:t>Lista de permissões (</w:t>
+      </w:r>
+      <w:proofErr w:type="spellStart"/>
+      <w:r>
+        <w:t>allowlist</w:t>
+      </w:r>
+      <w:proofErr w:type="spellEnd"/>
+      <w:r>
+        <w:t xml:space="preserve">) para uploads no armazenamento </w:t>
+      </w:r>
+      <w:proofErr w:type="spellStart"/>
+      <w:r>
+        <w:t>Cloudflare</w:t>
+      </w:r>
+      <w:proofErr w:type="spellEnd"/>
+      <w:r>
+        <w:t xml:space="preserve"> R2, com URLs assinadas e conexão revisada para maior segurança.</w:t>
+      </w:r>
+    </w:p>
+    <w:p>
+      <w:pPr>
+        <w:pStyle w:val="PargrafodaLista"/>
+        <w:numPr>
+          <w:ilvl w:val="0"/>
+          <w:numId w:val="2"/>
+        </w:numPr>
+      </w:pPr>
+      <w:r>
+        <w:t xml:space="preserve">Limitação de taxa de requisições (rate </w:t>
+      </w:r>
+      <w:proofErr w:type="spellStart"/>
+      <w:r>
+        <w:t>limiting</w:t>
+      </w:r>
+      <w:proofErr w:type="spellEnd"/>
+      <w:r>
+        <w:t>) para proteger contra abuso/força bruta no login.</w:t>
+      </w:r>
+    </w:p>
+    <w:p>
+      <w:pPr>
+        <w:pStyle w:val="Ttulo2"/>
+      </w:pPr>
+      <w:r>
+        <w:t>4.3 Busca</w:t>
+      </w:r>
+    </w:p>
+    <w:p>
+      <w:pPr>
+        <w:pStyle w:val="PargrafodaLista"/>
+        <w:numPr>
+          <w:ilvl w:val="0"/>
+          <w:numId w:val="2"/>
+        </w:numPr>
+      </w:pPr>
+      <w:r>
+        <w:t>Implementada busca full-</w:t>
+      </w:r>
+      <w:proofErr w:type="spellStart"/>
+      <w:r>
+        <w:t>text</w:t>
+      </w:r>
+      <w:proofErr w:type="spellEnd"/>
+      <w:r>
+        <w:t xml:space="preserve"> (PostgreSQL, com suporte a acentuação) com </w:t>
+      </w:r>
+      <w:proofErr w:type="spellStart"/>
+      <w:r>
+        <w:t>fallback</w:t>
+      </w:r>
+      <w:proofErr w:type="spellEnd"/>
+      <w:r>
+        <w:t xml:space="preserve"> automático, garantindo resultados mesmo antes de migrações de banco serem aplicadas.</w:t>
+      </w:r>
+    </w:p>
+    <w:p>
+      <w:pPr>
+        <w:pStyle w:val="PargrafodaLista"/>
+        <w:numPr>
+          <w:ilvl w:val="0"/>
+          <w:numId w:val="2"/>
+        </w:numPr>
+      </w:pPr>
+      <w:r>
+        <w:t>Corrigido erro que fazia a busca retornar "Falha ao buscar análises" e o erro de busca no header não retornar nenhum resultado.</w:t>
+      </w:r>
+    </w:p>
+    <w:p>
+      <w:pPr>
+        <w:pStyle w:val="Ttulo2"/>
+      </w:pPr>
+      <w:r>
+        <w:t>4.4 Design responsivo e temas</w:t>
+      </w:r>
+    </w:p>
+    <w:p>
+      <w:pPr>
+        <w:pStyle w:val="PargrafodaLista"/>
+        <w:numPr>
+          <w:ilvl w:val="0"/>
+          <w:numId w:val="2"/>
+        </w:numPr>
+      </w:pPr>
+      <w:r>
+        <w:t>Site tornado 100% responsivo para 5 tamanhos de tela: celular pequeno, celular, tablet retrato/paisagem, notebook (11–18") e desktop.</w:t>
+      </w:r>
+    </w:p>
+    <w:p>
+      <w:pPr>
+        <w:pStyle w:val="PargrafodaLista"/>
+        <w:numPr>
+          <w:ilvl w:val="0"/>
+          <w:numId w:val="2"/>
+        </w:numPr>
+      </w:pPr>
+      <w:r>
+        <w:t xml:space="preserve">Reformulação completa dos modos claro/escuro: modo escuro agora é preto puro (não cinza), e foi </w:t>
+      </w:r>
+      <w:proofErr w:type="gramStart"/>
+      <w:r>
+        <w:t>criado um novo</w:t>
+      </w:r>
+      <w:proofErr w:type="gramEnd"/>
+      <w:r>
+        <w:t xml:space="preserve"> modo de "conforto visual" (tons sépia).</w:t>
+      </w:r>
+    </w:p>
+    <w:p>
+      <w:pPr>
+        <w:pStyle w:val="PargrafodaLista"/>
+        <w:numPr>
+          <w:ilvl w:val="0"/>
+          <w:numId w:val="2"/>
+        </w:numPr>
+      </w:pPr>
+      <w:r>
+        <w:t>Padronização de classes/</w:t>
+      </w:r>
+      <w:proofErr w:type="spellStart"/>
+      <w:r>
+        <w:t>IDs</w:t>
+      </w:r>
+      <w:proofErr w:type="spellEnd"/>
+      <w:r>
+        <w:t xml:space="preserve"> e reorganização do CSS para eliminar conflitos de estilo entre páginas.</w:t>
+      </w:r>
+    </w:p>
+    <w:p>
+      <w:pPr>
+        <w:pStyle w:val="PargrafodaLista"/>
+        <w:numPr>
+          <w:ilvl w:val="0"/>
+          <w:numId w:val="2"/>
+        </w:numPr>
+      </w:pPr>
+      <w:r>
+        <w:t>Correção de bug de menu mobile que ficava escondido atrás do conteúdo.</w:t>
+      </w:r>
+    </w:p>
+    <w:p>
+      <w:pPr>
+        <w:pStyle w:val="PargrafodaLista"/>
+        <w:numPr>
+          <w:ilvl w:val="0"/>
+          <w:numId w:val="2"/>
+        </w:numPr>
+      </w:pPr>
+      <w:r>
+        <w:t>Substituição de todos os ícones (</w:t>
+      </w:r>
+      <w:proofErr w:type="spellStart"/>
+      <w:r>
+        <w:t>FontAwesome</w:t>
+      </w:r>
+      <w:proofErr w:type="spellEnd"/>
+      <w:r>
+        <w:t>) por uma biblioteca mais leve (</w:t>
+      </w:r>
+      <w:proofErr w:type="spellStart"/>
+      <w:r>
+        <w:t>Iconify</w:t>
+      </w:r>
+      <w:proofErr w:type="spellEnd"/>
+      <w:r>
+        <w:t>), reduzindo peso de carregamento.</w:t>
+      </w:r>
+    </w:p>
+    <w:p>
+      <w:pPr>
+        <w:pStyle w:val="Ttulo2"/>
+      </w:pPr>
+      <w:r>
         <w:lastRenderedPageBreak/>
-        <w:t>Além dos itens citados diretamente no relatório, as seguintes melhorias de plataforma foram implementadas durante este ciclo de manutenção:</w:t>
+        <w:t>4.5 Painel administrativo</w:t>
+      </w:r>
+    </w:p>
+    <w:p>
+      <w:pPr>
+        <w:pStyle w:val="PargrafodaLista"/>
+        <w:numPr>
+          <w:ilvl w:val="0"/>
+          <w:numId w:val="2"/>
+        </w:numPr>
+      </w:pPr>
+      <w:r>
+        <w:t>Corrigido bug que redirecionava o admin para a tela de login mesmo com sessão válida.</w:t>
+      </w:r>
+    </w:p>
+    <w:p>
+      <w:pPr>
+        <w:pStyle w:val="PargrafodaLista"/>
+        <w:numPr>
+          <w:ilvl w:val="0"/>
+          <w:numId w:val="2"/>
+        </w:numPr>
+      </w:pPr>
+      <w:r>
+        <w:t>Corrigida opção "Lembrar-me" no login, que não estava funcionando.</w:t>
+      </w:r>
+    </w:p>
+    <w:p>
+      <w:pPr>
+        <w:pStyle w:val="PargrafodaLista"/>
+        <w:numPr>
+          <w:ilvl w:val="0"/>
+          <w:numId w:val="2"/>
+        </w:numPr>
+      </w:pPr>
+      <w:r>
+        <w:t>Dashboard administrativo redesenhado: removido espaço vazio excessivo nos gráficos e adicionado um segundo gráfico (distribuição por categoria).</w:t>
+      </w:r>
+    </w:p>
+    <w:p>
+      <w:pPr>
+        <w:pStyle w:val="PargrafodaLista"/>
+        <w:numPr>
+          <w:ilvl w:val="0"/>
+          <w:numId w:val="2"/>
+        </w:numPr>
+      </w:pPr>
+      <w:r>
+        <w:t>Corrigido bug em que o campo de "estados" de uma análise era gravado incorretamente no campo de categoria.</w:t>
       </w:r>
     </w:p>
     <w:p>
@@ -1799,83 +1589,47 @@
         <w:pStyle w:val="Ttulo2"/>
       </w:pPr>
       <w:r>
-        <w:t>4.1 Migração e infraestrutura</w:t>
-      </w:r>
-    </w:p>
-    <w:p>
-      <w:pPr>
-        <w:pStyle w:val="PargrafodaLista"/>
-        <w:numPr>
-          <w:ilvl w:val="0"/>
-          <w:numId w:val="2"/>
-        </w:numPr>
-      </w:pPr>
-      <w:r>
-        <w:t xml:space="preserve">Migração do build do </w:t>
+        <w:t>4.6 Página de Contato</w:t>
+      </w:r>
+    </w:p>
+    <w:p>
+      <w:pPr>
+        <w:pStyle w:val="PargrafodaLista"/>
+        <w:numPr>
+          <w:ilvl w:val="0"/>
+          <w:numId w:val="2"/>
+        </w:numPr>
+      </w:pPr>
+      <w:r>
+        <w:t xml:space="preserve">Formulário de contato integrado ao </w:t>
       </w:r>
       <w:proofErr w:type="spellStart"/>
       <w:r>
-        <w:t>frontend</w:t>
+        <w:t>EmailJS</w:t>
       </w:r>
       <w:proofErr w:type="spellEnd"/>
       <w:r>
-        <w:t xml:space="preserve"> de </w:t>
+        <w:t xml:space="preserve">, com </w:t>
       </w:r>
       <w:proofErr w:type="spellStart"/>
       <w:r>
-        <w:t>Vue</w:t>
+        <w:t>template</w:t>
       </w:r>
       <w:proofErr w:type="spellEnd"/>
       <w:r>
-        <w:t xml:space="preserve"> CLI para Vite (build mais rápido e moderno).</w:t>
-      </w:r>
-    </w:p>
-    <w:p>
-      <w:pPr>
-        <w:pStyle w:val="PargrafodaLista"/>
-        <w:numPr>
-          <w:ilvl w:val="0"/>
-          <w:numId w:val="2"/>
-        </w:numPr>
-      </w:pPr>
-      <w:r>
-        <w:t>Sistema de autenticação de administradores movido 100% para o banco de dados — não é mais possível criar contas de admin fora do banco.</w:t>
-      </w:r>
-    </w:p>
-    <w:p>
-      <w:pPr>
-        <w:pStyle w:val="PargrafodaLista"/>
-        <w:numPr>
-          <w:ilvl w:val="0"/>
-          <w:numId w:val="2"/>
-        </w:numPr>
-      </w:pPr>
-      <w:r>
-        <w:t xml:space="preserve">Login agora usa token JWT no header </w:t>
-      </w:r>
-      <w:proofErr w:type="spellStart"/>
-      <w:r>
-        <w:t>Authorization</w:t>
-      </w:r>
-      <w:proofErr w:type="spellEnd"/>
-      <w:r>
-        <w:t xml:space="preserve"> (substitui o esquema anterior de cookie/proxy, que quebrava entre domínios diferentes do </w:t>
-      </w:r>
-      <w:proofErr w:type="spellStart"/>
-      <w:r>
-        <w:t>Netlify</w:t>
-      </w:r>
-      <w:proofErr w:type="spellEnd"/>
-      <w:r>
-        <w:t xml:space="preserve"> e da </w:t>
-      </w:r>
-      <w:proofErr w:type="spellStart"/>
-      <w:r>
-        <w:t>Vercel</w:t>
-      </w:r>
-      <w:proofErr w:type="spellEnd"/>
-      <w:r>
-        <w:t>).</w:t>
+        <w:t xml:space="preserve"> de e-mail personalizado (identidade visual Pulso Urbano).</w:t>
+      </w:r>
+    </w:p>
+    <w:p>
+      <w:pPr>
+        <w:pStyle w:val="PargrafodaLista"/>
+        <w:numPr>
+          <w:ilvl w:val="0"/>
+          <w:numId w:val="2"/>
+        </w:numPr>
+      </w:pPr>
+      <w:r>
+        <w:t>Corrigido texto invisível no cabeçalho da página de Contato no modo claro.</w:t>
       </w:r>
     </w:p>
     <w:p>
@@ -1883,355 +1637,6 @@
         <w:pStyle w:val="Ttulo2"/>
       </w:pPr>
       <w:r>
-        <w:t>4.2 Segurança</w:t>
-      </w:r>
-    </w:p>
-    <w:p>
-      <w:pPr>
-        <w:pStyle w:val="PargrafodaLista"/>
-        <w:numPr>
-          <w:ilvl w:val="0"/>
-          <w:numId w:val="2"/>
-        </w:numPr>
-      </w:pPr>
-      <w:r>
-        <w:t>Correção de vulnerabilidade conhecida (CVE) na biblioteca de leitura de planilhas (</w:t>
-      </w:r>
-      <w:proofErr w:type="spellStart"/>
-      <w:r>
-        <w:t>xlsx</w:t>
-      </w:r>
-      <w:proofErr w:type="spellEnd"/>
-      <w:r>
-        <w:t>).</w:t>
-      </w:r>
-    </w:p>
-    <w:p>
-      <w:pPr>
-        <w:pStyle w:val="PargrafodaLista"/>
-        <w:numPr>
-          <w:ilvl w:val="0"/>
-          <w:numId w:val="2"/>
-        </w:numPr>
-      </w:pPr>
-      <w:r>
-        <w:t xml:space="preserve">Validação de entrada reforçada em todos os </w:t>
-      </w:r>
-      <w:proofErr w:type="spellStart"/>
-      <w:r>
-        <w:t>endpoints</w:t>
-      </w:r>
-      <w:proofErr w:type="spellEnd"/>
-      <w:r>
-        <w:t xml:space="preserve"> administrativos.</w:t>
-      </w:r>
-    </w:p>
-    <w:p>
-      <w:pPr>
-        <w:pStyle w:val="PargrafodaLista"/>
-        <w:numPr>
-          <w:ilvl w:val="0"/>
-          <w:numId w:val="2"/>
-        </w:numPr>
-      </w:pPr>
-      <w:r>
-        <w:t>Lista de permissões (</w:t>
-      </w:r>
-      <w:proofErr w:type="spellStart"/>
-      <w:r>
-        <w:t>allowlist</w:t>
-      </w:r>
-      <w:proofErr w:type="spellEnd"/>
-      <w:r>
-        <w:t xml:space="preserve">) para uploads no armazenamento </w:t>
-      </w:r>
-      <w:proofErr w:type="spellStart"/>
-      <w:r>
-        <w:t>Cloudflare</w:t>
-      </w:r>
-      <w:proofErr w:type="spellEnd"/>
-      <w:r>
-        <w:t xml:space="preserve"> R2, com URLs assinadas e conexão revisada para maior segurança.</w:t>
-      </w:r>
-    </w:p>
-    <w:p>
-      <w:pPr>
-        <w:pStyle w:val="PargrafodaLista"/>
-        <w:numPr>
-          <w:ilvl w:val="0"/>
-          <w:numId w:val="2"/>
-        </w:numPr>
-      </w:pPr>
-      <w:r>
-        <w:t xml:space="preserve">Limitação de taxa de requisições (rate </w:t>
-      </w:r>
-      <w:proofErr w:type="spellStart"/>
-      <w:r>
-        <w:t>limiting</w:t>
-      </w:r>
-      <w:proofErr w:type="spellEnd"/>
-      <w:r>
-        <w:t>) para proteger contra abuso/força bruta no login.</w:t>
-      </w:r>
-    </w:p>
-    <w:p>
-      <w:pPr>
-        <w:pStyle w:val="Ttulo2"/>
-      </w:pPr>
-      <w:r>
-        <w:t>4.3 Busca</w:t>
-      </w:r>
-    </w:p>
-    <w:p>
-      <w:pPr>
-        <w:pStyle w:val="PargrafodaLista"/>
-        <w:numPr>
-          <w:ilvl w:val="0"/>
-          <w:numId w:val="2"/>
-        </w:numPr>
-      </w:pPr>
-      <w:r>
-        <w:t>Implementada busca full-</w:t>
-      </w:r>
-      <w:proofErr w:type="spellStart"/>
-      <w:r>
-        <w:t>text</w:t>
-      </w:r>
-      <w:proofErr w:type="spellEnd"/>
-      <w:r>
-        <w:t xml:space="preserve"> (PostgreSQL, com suporte a acentuação) com </w:t>
-      </w:r>
-      <w:proofErr w:type="spellStart"/>
-      <w:r>
-        <w:t>fallback</w:t>
-      </w:r>
-      <w:proofErr w:type="spellEnd"/>
-      <w:r>
-        <w:t xml:space="preserve"> automático, garantindo resultados mesmo antes de migrações de banco serem aplicadas.</w:t>
-      </w:r>
-    </w:p>
-    <w:p>
-      <w:pPr>
-        <w:pStyle w:val="PargrafodaLista"/>
-        <w:numPr>
-          <w:ilvl w:val="0"/>
-          <w:numId w:val="2"/>
-        </w:numPr>
-      </w:pPr>
-      <w:r>
-        <w:t>Corrigido erro que fazia a busca retornar "Falha ao buscar análises" e o erro de busca no header não retornar nenhum resultado.</w:t>
-      </w:r>
-    </w:p>
-    <w:p>
-      <w:pPr>
-        <w:pStyle w:val="Ttulo2"/>
-      </w:pPr>
-      <w:r>
-        <w:t>4.4 Design responsivo e temas</w:t>
-      </w:r>
-    </w:p>
-    <w:p>
-      <w:pPr>
-        <w:pStyle w:val="PargrafodaLista"/>
-        <w:numPr>
-          <w:ilvl w:val="0"/>
-          <w:numId w:val="2"/>
-        </w:numPr>
-      </w:pPr>
-      <w:r>
-        <w:t>Site tornado 100% responsivo para 5 tamanhos de tela: celular pequeno, celular, tablet retrato/paisagem, notebook (11–18") e desktop.</w:t>
-      </w:r>
-    </w:p>
-    <w:p>
-      <w:pPr>
-        <w:pStyle w:val="PargrafodaLista"/>
-        <w:numPr>
-          <w:ilvl w:val="0"/>
-          <w:numId w:val="2"/>
-        </w:numPr>
-      </w:pPr>
-      <w:r>
-        <w:t xml:space="preserve">Reformulação completa dos modos claro/escuro: modo escuro agora é preto puro (não cinza), e foi </w:t>
-      </w:r>
-      <w:proofErr w:type="gramStart"/>
-      <w:r>
-        <w:t>criado um novo</w:t>
-      </w:r>
-      <w:proofErr w:type="gramEnd"/>
-      <w:r>
-        <w:t xml:space="preserve"> modo de "conforto visual" (tons sépia).</w:t>
-      </w:r>
-    </w:p>
-    <w:p>
-      <w:pPr>
-        <w:pStyle w:val="PargrafodaLista"/>
-        <w:numPr>
-          <w:ilvl w:val="0"/>
-          <w:numId w:val="2"/>
-        </w:numPr>
-      </w:pPr>
-      <w:r>
-        <w:t>Padronização de classes/</w:t>
-      </w:r>
-      <w:proofErr w:type="spellStart"/>
-      <w:r>
-        <w:t>IDs</w:t>
-      </w:r>
-      <w:proofErr w:type="spellEnd"/>
-      <w:r>
-        <w:t xml:space="preserve"> e reorganização do CSS para eliminar conflitos de estilo entre páginas.</w:t>
-      </w:r>
-    </w:p>
-    <w:p>
-      <w:pPr>
-        <w:pStyle w:val="PargrafodaLista"/>
-        <w:numPr>
-          <w:ilvl w:val="0"/>
-          <w:numId w:val="2"/>
-        </w:numPr>
-      </w:pPr>
-      <w:r>
-        <w:t>Correção de bug de menu mobile que ficava escondido atrás do conteúdo.</w:t>
-      </w:r>
-    </w:p>
-    <w:p>
-      <w:pPr>
-        <w:pStyle w:val="PargrafodaLista"/>
-        <w:numPr>
-          <w:ilvl w:val="0"/>
-          <w:numId w:val="2"/>
-        </w:numPr>
-      </w:pPr>
-      <w:r>
-        <w:t>Substituição de todos os ícones (</w:t>
-      </w:r>
-      <w:proofErr w:type="spellStart"/>
-      <w:r>
-        <w:t>FontAwesome</w:t>
-      </w:r>
-      <w:proofErr w:type="spellEnd"/>
-      <w:r>
-        <w:t>) por uma biblioteca mais leve (</w:t>
-      </w:r>
-      <w:proofErr w:type="spellStart"/>
-      <w:r>
-        <w:t>Iconify</w:t>
-      </w:r>
-      <w:proofErr w:type="spellEnd"/>
-      <w:r>
-        <w:t>), reduzindo peso de carregamento.</w:t>
-      </w:r>
-    </w:p>
-    <w:p>
-      <w:pPr>
-        <w:pStyle w:val="Ttulo2"/>
-      </w:pPr>
-      <w:r>
-        <w:t>4.5 Painel administrativo</w:t>
-      </w:r>
-    </w:p>
-    <w:p>
-      <w:pPr>
-        <w:pStyle w:val="PargrafodaLista"/>
-        <w:numPr>
-          <w:ilvl w:val="0"/>
-          <w:numId w:val="2"/>
-        </w:numPr>
-      </w:pPr>
-      <w:r>
-        <w:t>Corrigido bug que redirecionava o admin para a tela de login mesmo com sessão válida.</w:t>
-      </w:r>
-    </w:p>
-    <w:p>
-      <w:pPr>
-        <w:pStyle w:val="PargrafodaLista"/>
-        <w:numPr>
-          <w:ilvl w:val="0"/>
-          <w:numId w:val="2"/>
-        </w:numPr>
-      </w:pPr>
-      <w:r>
-        <w:t>Corrigida opção "Lembrar-me" no login, que não estava funcionando.</w:t>
-      </w:r>
-    </w:p>
-    <w:p>
-      <w:pPr>
-        <w:pStyle w:val="PargrafodaLista"/>
-        <w:numPr>
-          <w:ilvl w:val="0"/>
-          <w:numId w:val="2"/>
-        </w:numPr>
-      </w:pPr>
-      <w:r>
-        <w:t>Dashboard administrativo redesenhado: removido espaço vazio excessivo nos gráficos e adicionado um segundo gráfico (distribuição por categoria).</w:t>
-      </w:r>
-    </w:p>
-    <w:p>
-      <w:pPr>
-        <w:pStyle w:val="PargrafodaLista"/>
-        <w:numPr>
-          <w:ilvl w:val="0"/>
-          <w:numId w:val="2"/>
-        </w:numPr>
-      </w:pPr>
-      <w:r>
-        <w:t>Corrigido bug em que o campo de "estados" de uma análise era gravado incorretamente no campo de categoria.</w:t>
-      </w:r>
-    </w:p>
-    <w:p>
-      <w:pPr>
-        <w:pStyle w:val="Ttulo2"/>
-      </w:pPr>
-      <w:r>
-        <w:t>4.6 Página de Contato</w:t>
-      </w:r>
-    </w:p>
-    <w:p>
-      <w:pPr>
-        <w:pStyle w:val="PargrafodaLista"/>
-        <w:numPr>
-          <w:ilvl w:val="0"/>
-          <w:numId w:val="2"/>
-        </w:numPr>
-      </w:pPr>
-      <w:r>
-        <w:t xml:space="preserve">Formulário de contato integrado ao </w:t>
-      </w:r>
-      <w:proofErr w:type="spellStart"/>
-      <w:r>
-        <w:t>EmailJS</w:t>
-      </w:r>
-      <w:proofErr w:type="spellEnd"/>
-      <w:r>
-        <w:t xml:space="preserve">, com </w:t>
-      </w:r>
-      <w:proofErr w:type="spellStart"/>
-      <w:r>
-        <w:t>template</w:t>
-      </w:r>
-      <w:proofErr w:type="spellEnd"/>
-      <w:r>
-        <w:t xml:space="preserve"> de e-mail personalizado (identidade visual Pulso Urbano).</w:t>
-      </w:r>
-    </w:p>
-    <w:p>
-      <w:pPr>
-        <w:pStyle w:val="PargrafodaLista"/>
-        <w:numPr>
-          <w:ilvl w:val="0"/>
-          <w:numId w:val="2"/>
-        </w:numPr>
-      </w:pPr>
-      <w:r>
-        <w:t>Corrigido texto invisível no cabeçalho da página de Contato no modo claro.</w:t>
-      </w:r>
-    </w:p>
-    <w:p>
-      <w:pPr>
-        <w:pStyle w:val="Ttulo2"/>
-      </w:pPr>
-      <w:r>
-        <w:lastRenderedPageBreak/>
         <w:t>4.7 Limpeza de código</w:t>
       </w:r>
     </w:p>
